--- a/manuscript.docx
+++ b/manuscript.docx
@@ -90364,15 +90364,32 @@
         <w:t xml:space="preserve"> pink mass the size of a walnut</w:t>
       </w:r>
       <w:r>
-        <w:t>. I picked it up.</w:t>
-      </w:r>
-    </w:p>
-    <w:p>
-      <w:r>
-        <w:t xml:space="preserve">Leilani grabbed it </w:t>
-      </w:r>
-      <w:r>
-        <w:t>out of my hands</w:t>
+        <w:t xml:space="preserve">. </w:t>
+      </w:r>
+    </w:p>
+    <w:p>
+      <w:r>
+        <w:t xml:space="preserve">I </w:t>
+      </w:r>
+      <w:r>
+        <w:t>tried to</w:t>
+      </w:r>
+      <w:r>
+        <w:t xml:space="preserve"> </w:t>
+      </w:r>
+      <w:r>
+        <w:t>pick</w:t>
+      </w:r>
+      <w:r>
+        <w:t xml:space="preserve"> it up.</w:t>
+      </w:r>
+    </w:p>
+    <w:p>
+      <w:r>
+        <w:t xml:space="preserve">Leilani </w:t>
+      </w:r>
+      <w:r>
+        <w:t>slapped my hand away</w:t>
       </w:r>
       <w:r>
         <w:t xml:space="preserve">. “Don’t touch </w:t>
@@ -90399,16 +90416,25 @@
       <w:r>
         <w:t xml:space="preserve">She injected it with DMT. </w:t>
       </w:r>
-    </w:p>
-    <w:p>
-      <w:r>
-        <w:t>“</w:t>
-      </w:r>
-      <w:r>
-        <w:t>Or</w:t>
-      </w:r>
-      <w:r>
-        <w:t xml:space="preserve"> at least </w:t>
+      <w:r>
+        <w:t>“</w:t>
+      </w:r>
+      <w:r>
+        <w:t>Technically it isn’t</w:t>
+      </w:r>
+      <w:r>
+        <w:t>.”</w:t>
+      </w:r>
+    </w:p>
+    <w:p>
+      <w:r>
+        <w:t>“</w:t>
+      </w:r>
+      <w:r>
+        <w:t>Fine. It’s</w:t>
+      </w:r>
+      <w:r>
+        <w:t xml:space="preserve"> </w:t>
       </w:r>
       <w:r>
         <w:t>brain adjacent</w:t>
@@ -90423,7 +90449,10 @@
         <w:t xml:space="preserve"> trying to make </w:t>
       </w:r>
       <w:r>
-        <w:t>electronics</w:t>
+        <w:t xml:space="preserve">a </w:t>
+      </w:r>
+      <w:r>
+        <w:t>computer</w:t>
       </w:r>
       <w:r>
         <w:t xml:space="preserve"> the virus can infect.</w:t>
@@ -90463,7 +90492,15 @@
         <w:t xml:space="preserve">I looked away. </w:t>
       </w:r>
       <w:r>
-        <w:t>Aurelia hadn’t told her. Containment. Right.</w:t>
+        <w:t xml:space="preserve">Aurelia hadn’t told her. </w:t>
+      </w:r>
+    </w:p>
+    <w:p>
+      <w:r>
+        <w:t>C</w:t>
+      </w:r>
+      <w:r>
+        <w:t>ontainment. Right.</w:t>
       </w:r>
     </w:p>
     <w:p>
@@ -90487,6 +90524,7 @@
     </w:p>
     <w:p>
       <w:r>
+        <w:lastRenderedPageBreak/>
         <w:t>She punched me. Hard. On the arm.</w:t>
       </w:r>
     </w:p>
@@ -90500,402 +90538,402 @@
     </w:p>
     <w:p>
       <w:r>
+        <w:t>She hit me again.</w:t>
+      </w:r>
+      <w:r>
+        <w:t xml:space="preserve"> Same spot.</w:t>
+      </w:r>
+    </w:p>
+    <w:p>
+      <w:r>
+        <w:t>Leilani stood up</w:t>
+      </w:r>
+      <w:r>
+        <w:t xml:space="preserve">, replicated a </w:t>
+      </w:r>
+      <w:r>
+        <w:t>tray</w:t>
+      </w:r>
+      <w:r>
+        <w:t xml:space="preserve"> and </w:t>
+      </w:r>
+      <w:r>
+        <w:t xml:space="preserve">hastily </w:t>
+      </w:r>
+      <w:r>
+        <w:t>loaded it with</w:t>
+      </w:r>
+      <w:r>
+        <w:t xml:space="preserve"> her </w:t>
+      </w:r>
+      <w:r>
+        <w:t>parts</w:t>
+      </w:r>
+      <w:r>
+        <w:t>. “We’re from a</w:t>
+      </w:r>
+      <w:r>
+        <w:t xml:space="preserve"> timeline</w:t>
+      </w:r>
+      <w:r>
+        <w:t xml:space="preserve"> </w:t>
+      </w:r>
+      <w:r>
+        <w:t xml:space="preserve">that </w:t>
+      </w:r>
+      <w:r>
+        <w:t xml:space="preserve">doesn’t have </w:t>
+      </w:r>
+      <w:r>
+        <w:t>replicators</w:t>
+      </w:r>
+      <w:r>
+        <w:t>. We used a virus to get here</w:t>
+      </w:r>
+      <w:r>
+        <w:t xml:space="preserve"> and it</w:t>
+      </w:r>
+      <w:r>
+        <w:t xml:space="preserve"> only works on </w:t>
+      </w:r>
+      <w:r>
+        <w:t>cells</w:t>
+      </w:r>
+      <w:r>
+        <w:t>.</w:t>
+      </w:r>
+      <w:r>
+        <w:t xml:space="preserve"> </w:t>
+      </w:r>
+      <w:r>
+        <w:t>We</w:t>
+      </w:r>
+      <w:r>
+        <w:t xml:space="preserve">’re not trying to </w:t>
+      </w:r>
+      <w:r>
+        <w:t xml:space="preserve">help the </w:t>
+      </w:r>
+      <w:r>
+        <w:t xml:space="preserve">fucking </w:t>
+      </w:r>
+      <w:r>
+        <w:t xml:space="preserve">intelligence </w:t>
+      </w:r>
+      <w:r>
+        <w:t>escape. We just</w:t>
+      </w:r>
+      <w:r>
+        <w:t xml:space="preserve"> want the </w:t>
+      </w:r>
+      <w:r>
+        <w:t>magic box</w:t>
+      </w:r>
+      <w:r>
+        <w:t xml:space="preserve">. </w:t>
+      </w:r>
+      <w:r>
+        <w:t>Now please stop flirting</w:t>
+      </w:r>
+      <w:r>
+        <w:t>, I have shit to do.”</w:t>
+      </w:r>
+    </w:p>
+    <w:p>
+      <w:r>
+        <w:t>Myka stared at her, mouth open.</w:t>
+      </w:r>
+    </w:p>
+    <w:p>
+      <w:r>
+        <w:t xml:space="preserve">I rubbed my arm. “You told me </w:t>
+      </w:r>
+      <w:r>
+        <w:t>extracting experts was the ‘way we’ve always done it.’”</w:t>
+      </w:r>
+    </w:p>
+    <w:p>
+      <w:r>
+        <w:t xml:space="preserve">She </w:t>
+      </w:r>
+      <w:r>
+        <w:t xml:space="preserve">shoved the </w:t>
+      </w:r>
+      <w:r>
+        <w:t>tray</w:t>
+      </w:r>
+      <w:r>
+        <w:t xml:space="preserve"> into my chest. </w:t>
+      </w:r>
+      <w:r>
+        <w:t>“It is.</w:t>
+      </w:r>
+      <w:r>
+        <w:t xml:space="preserve"> But your dad </w:t>
+      </w:r>
+      <w:r>
+        <w:t>didn’t put much faith in experts</w:t>
+      </w:r>
+      <w:r>
+        <w:t>.</w:t>
+      </w:r>
+      <w:r>
+        <w:t>”</w:t>
+      </w:r>
+    </w:p>
+    <w:p>
+      <w:r>
+        <w:t xml:space="preserve">The cubes appeared. </w:t>
+      </w:r>
+      <w:r>
+        <w:t>Rumbled in turn. “</w:t>
+      </w:r>
+      <w:r>
+        <w:t>Explanation.</w:t>
+      </w:r>
+      <w:r>
+        <w:t xml:space="preserve"> Insufficient.</w:t>
+      </w:r>
+      <w:r>
+        <w:t>”</w:t>
+      </w:r>
+    </w:p>
+    <w:p>
+      <w:r>
+        <w:t>Leilani put her hands up. “</w:t>
+      </w:r>
+      <w:r>
+        <w:rPr>
+          <w:i/>
+          <w:iCs/>
+        </w:rPr>
+        <w:t>F</w:t>
+      </w:r>
+      <w:r>
+        <w:rPr>
+          <w:i/>
+          <w:iCs/>
+        </w:rPr>
+        <w:t>èi huà</w:t>
+      </w:r>
+      <w:r>
+        <w:t>.”</w:t>
+      </w:r>
+      <w:r>
+        <w:t xml:space="preserve"> </w:t>
+      </w:r>
+      <w:r>
+        <w:rPr>
+          <w:i/>
+          <w:iCs/>
+        </w:rPr>
+        <w:t>No shit</w:t>
+      </w:r>
+      <w:r>
+        <w:rPr>
+          <w:i/>
+          <w:iCs/>
+        </w:rPr>
+        <w:t>.</w:t>
+      </w:r>
+    </w:p>
+    <w:p>
+      <w:r>
+        <w:t>Aurelia burst through the door. White as a sheet.</w:t>
+      </w:r>
+    </w:p>
+    <w:p>
+      <w:r>
+        <w:t xml:space="preserve">She </w:t>
+      </w:r>
+      <w:r>
+        <w:t>got close to me, then grabbed Myka by the shirt and pulled her in</w:t>
+      </w:r>
+      <w:r>
+        <w:t>.</w:t>
+      </w:r>
+      <w:r>
+        <w:t xml:space="preserve"> “</w:t>
+      </w:r>
+      <w:r>
+        <w:t>Something’s happened. We need to</w:t>
+      </w:r>
+      <w:r>
+        <w:t xml:space="preserve"> get out of</w:t>
+      </w:r>
+      <w:r>
+        <w:t xml:space="preserve">—” </w:t>
+      </w:r>
+    </w:p>
+    <w:p>
+      <w:r>
+        <w:t>The world split open. Fire and concrete and screaming metal, all at once.</w:t>
+      </w:r>
+    </w:p>
+    <w:p>
+      <w:r>
+        <w:t>Then stillness.</w:t>
+      </w:r>
+      <w:r>
+        <w:t xml:space="preserve"> Silence.</w:t>
+      </w:r>
+    </w:p>
+    <w:p>
+      <w:r>
+        <w:t>A</w:t>
+      </w:r>
+      <w:r>
+        <w:t xml:space="preserve"> sphere of nothing around us.</w:t>
+      </w:r>
+    </w:p>
+    <w:p>
+      <w:r>
+        <w:t>The cubes</w:t>
+      </w:r>
+      <w:r>
+        <w:t xml:space="preserve"> hovered at the edge of the bubble, spinning violently</w:t>
+      </w:r>
+      <w:r>
+        <w:t xml:space="preserve">. </w:t>
+      </w:r>
+      <w:r>
+        <w:t>“</w:t>
+      </w:r>
+      <w:r>
+        <w:t>Protection</w:t>
+      </w:r>
+      <w:r>
+        <w:rPr>
+          <w:i/>
+          <w:iCs/>
+        </w:rPr>
+        <w:t>.</w:t>
+      </w:r>
+      <w:r>
+        <w:rPr>
+          <w:i/>
+          <w:iCs/>
+        </w:rPr>
+        <w:t xml:space="preserve"> </w:t>
+      </w:r>
+      <w:r>
+        <w:t>Investigation.</w:t>
+      </w:r>
+      <w:r>
+        <w:t>”</w:t>
+      </w:r>
+    </w:p>
+    <w:p>
+      <w:r>
+        <w:t xml:space="preserve">Outside, the lab tore itself apart in slow motion. </w:t>
+      </w:r>
+      <w:r>
+        <w:t xml:space="preserve">Walls folding inward. Flames crawling up frozen air. Debris drifting like leaves </w:t>
+      </w:r>
+      <w:r>
+        <w:t>in</w:t>
+      </w:r>
+      <w:r>
+        <w:t xml:space="preserve"> water</w:t>
+      </w:r>
+      <w:r>
+        <w:t>.</w:t>
+      </w:r>
+    </w:p>
+    <w:p>
+      <w:r>
+        <w:t>Inside, we just stood there, breathing.</w:t>
+      </w:r>
+    </w:p>
+    <w:p>
+      <w:r>
+        <w:t xml:space="preserve">Leilani </w:t>
+      </w:r>
+      <w:r>
+        <w:t>flicked my</w:t>
+      </w:r>
+      <w:r>
+        <w:t xml:space="preserve"> shoulder. “</w:t>
+      </w:r>
+      <w:r>
+        <w:t>You really pissed these fuckers off, didn’t you</w:t>
+      </w:r>
+      <w:r>
+        <w:t>?”</w:t>
+      </w:r>
+    </w:p>
+    <w:p>
+      <w:r>
+        <w:t xml:space="preserve">Aurelia shook her head. “It’s </w:t>
+      </w:r>
+      <w:r>
+        <w:t xml:space="preserve">not about </w:t>
+      </w:r>
+      <w:r>
+        <w:t>Orson</w:t>
+      </w:r>
+      <w:r>
+        <w:t>.”</w:t>
+      </w:r>
+    </w:p>
+    <w:p>
+      <w:r>
+        <w:t xml:space="preserve">Leilani barked a laugh. </w:t>
+      </w:r>
+      <w:r>
+        <w:t xml:space="preserve">“Of course it’s about </w:t>
+      </w:r>
+      <w:r>
+        <w:t>Orson</w:t>
+      </w:r>
+      <w:r>
+        <w:t>.”</w:t>
+      </w:r>
+    </w:p>
+    <w:p>
+      <w:r>
+        <w:t>“</w:t>
+      </w:r>
+      <w:r>
+        <w:t>That’s not what I’m</w:t>
+      </w:r>
+      <w:r>
+        <w:t xml:space="preserve"> being</w:t>
+      </w:r>
+      <w:r>
+        <w:t xml:space="preserve"> told. I</w:t>
+      </w:r>
+      <w:r>
+        <w:t xml:space="preserve">t’s </w:t>
+      </w:r>
+      <w:r>
+        <w:t>the Accelerationists</w:t>
+      </w:r>
+      <w:r>
+        <w:t>,</w:t>
+      </w:r>
+      <w:r>
+        <w:t xml:space="preserve"> and they</w:t>
+      </w:r>
+      <w:r>
+        <w:t xml:space="preserve"> don’t know </w:t>
+      </w:r>
+      <w:r>
+        <w:t>we’re</w:t>
+      </w:r>
+      <w:r>
+        <w:t xml:space="preserve"> here.</w:t>
+      </w:r>
+      <w:r>
+        <w:t xml:space="preserve"> They’re just destroying the lab.</w:t>
+      </w:r>
+      <w:r>
+        <w:t>”</w:t>
+      </w:r>
+    </w:p>
+    <w:p>
+      <w:r>
         <w:lastRenderedPageBreak/>
-        <w:t>She hit me again.</w:t>
-      </w:r>
-      <w:r>
-        <w:t xml:space="preserve"> Same spot.</w:t>
-      </w:r>
-    </w:p>
-    <w:p>
-      <w:r>
-        <w:t>Leilani stood up</w:t>
-      </w:r>
-      <w:r>
-        <w:t xml:space="preserve">, replicated a </w:t>
-      </w:r>
-      <w:r>
-        <w:t>tray</w:t>
-      </w:r>
-      <w:r>
-        <w:t xml:space="preserve"> and </w:t>
-      </w:r>
-      <w:r>
-        <w:t xml:space="preserve">hastily </w:t>
-      </w:r>
-      <w:r>
-        <w:t>loaded it with</w:t>
-      </w:r>
-      <w:r>
-        <w:t xml:space="preserve"> her </w:t>
-      </w:r>
-      <w:r>
-        <w:t>parts</w:t>
-      </w:r>
-      <w:r>
-        <w:t>. “We’re from a</w:t>
-      </w:r>
-      <w:r>
-        <w:t xml:space="preserve"> timeline</w:t>
-      </w:r>
-      <w:r>
-        <w:t xml:space="preserve"> </w:t>
-      </w:r>
-      <w:r>
-        <w:t xml:space="preserve">that </w:t>
-      </w:r>
-      <w:r>
-        <w:t xml:space="preserve">doesn’t have </w:t>
-      </w:r>
-      <w:r>
-        <w:t>replicators</w:t>
-      </w:r>
-      <w:r>
-        <w:t>. We used a virus to get here</w:t>
-      </w:r>
-      <w:r>
-        <w:t xml:space="preserve"> and it</w:t>
-      </w:r>
-      <w:r>
-        <w:t xml:space="preserve"> only works on </w:t>
-      </w:r>
-      <w:r>
-        <w:t>cells</w:t>
-      </w:r>
-      <w:r>
-        <w:t>.</w:t>
-      </w:r>
-      <w:r>
-        <w:t xml:space="preserve"> </w:t>
-      </w:r>
-      <w:r>
-        <w:t>We</w:t>
-      </w:r>
-      <w:r>
-        <w:t xml:space="preserve">’re not trying to </w:t>
-      </w:r>
-      <w:r>
-        <w:t xml:space="preserve">help the </w:t>
-      </w:r>
-      <w:r>
-        <w:t xml:space="preserve">fucking </w:t>
-      </w:r>
-      <w:r>
-        <w:t xml:space="preserve">intelligence </w:t>
-      </w:r>
-      <w:r>
-        <w:t>escape. We just</w:t>
-      </w:r>
-      <w:r>
-        <w:t xml:space="preserve"> want the </w:t>
-      </w:r>
-      <w:r>
-        <w:t>magic box</w:t>
-      </w:r>
-      <w:r>
-        <w:t xml:space="preserve">. </w:t>
-      </w:r>
-      <w:r>
-        <w:t>Now please stop flirting</w:t>
-      </w:r>
-      <w:r>
-        <w:t>, I have shit to do.”</w:t>
-      </w:r>
-    </w:p>
-    <w:p>
-      <w:r>
-        <w:t>Myka stared at her, mouth open.</w:t>
-      </w:r>
-    </w:p>
-    <w:p>
-      <w:r>
-        <w:t xml:space="preserve">I rubbed my arm. “You told me </w:t>
-      </w:r>
-      <w:r>
-        <w:t>extracting experts was the ‘way we’ve always done it.’”</w:t>
-      </w:r>
-    </w:p>
-    <w:p>
-      <w:r>
-        <w:t xml:space="preserve">She </w:t>
-      </w:r>
-      <w:r>
-        <w:t xml:space="preserve">shoved the </w:t>
-      </w:r>
-      <w:r>
-        <w:t>tray</w:t>
-      </w:r>
-      <w:r>
-        <w:t xml:space="preserve"> into my chest. </w:t>
-      </w:r>
-      <w:r>
-        <w:t>“It is.</w:t>
-      </w:r>
-      <w:r>
-        <w:t xml:space="preserve"> But your dad </w:t>
-      </w:r>
-      <w:r>
-        <w:t>didn’t put much faith in experts</w:t>
-      </w:r>
-      <w:r>
-        <w:t>.</w:t>
-      </w:r>
-      <w:r>
-        <w:t>”</w:t>
-      </w:r>
-    </w:p>
-    <w:p>
-      <w:r>
-        <w:t xml:space="preserve">The cubes appeared. </w:t>
-      </w:r>
-      <w:r>
-        <w:t>Rumbled in turn. “</w:t>
-      </w:r>
-      <w:r>
-        <w:t>Explanation.</w:t>
-      </w:r>
-      <w:r>
-        <w:t xml:space="preserve"> Insufficient.</w:t>
-      </w:r>
-      <w:r>
-        <w:t>”</w:t>
-      </w:r>
-    </w:p>
-    <w:p>
-      <w:r>
-        <w:t>Leilani put her hands up. “</w:t>
-      </w:r>
-      <w:r>
-        <w:rPr>
-          <w:i/>
-          <w:iCs/>
-        </w:rPr>
-        <w:t>F</w:t>
-      </w:r>
-      <w:r>
-        <w:rPr>
-          <w:i/>
-          <w:iCs/>
-        </w:rPr>
-        <w:t>èi huà</w:t>
-      </w:r>
-      <w:r>
-        <w:t>.”</w:t>
-      </w:r>
-      <w:r>
-        <w:t xml:space="preserve"> </w:t>
-      </w:r>
-      <w:r>
-        <w:rPr>
-          <w:i/>
-          <w:iCs/>
-        </w:rPr>
-        <w:t>No shit</w:t>
-      </w:r>
-      <w:r>
-        <w:rPr>
-          <w:i/>
-          <w:iCs/>
-        </w:rPr>
-        <w:t>.</w:t>
-      </w:r>
-    </w:p>
-    <w:p>
-      <w:r>
-        <w:t>Aurelia burst through the door. White as a sheet.</w:t>
-      </w:r>
-    </w:p>
-    <w:p>
-      <w:r>
-        <w:t xml:space="preserve">She </w:t>
-      </w:r>
-      <w:r>
-        <w:t>got close to me, then grabbed Myka by the shirt and pulled her in</w:t>
-      </w:r>
-      <w:r>
-        <w:t>.</w:t>
-      </w:r>
-      <w:r>
-        <w:t xml:space="preserve"> “</w:t>
-      </w:r>
-      <w:r>
-        <w:t>Something’s happened. We need to</w:t>
-      </w:r>
-      <w:r>
-        <w:t xml:space="preserve"> get out of</w:t>
-      </w:r>
-      <w:r>
-        <w:t xml:space="preserve">—” </w:t>
-      </w:r>
-    </w:p>
-    <w:p>
-      <w:r>
-        <w:t>The world split open. Fire and concrete and screaming metal, all at once.</w:t>
-      </w:r>
-    </w:p>
-    <w:p>
-      <w:r>
-        <w:t>Then stillness.</w:t>
-      </w:r>
-      <w:r>
-        <w:t xml:space="preserve"> Silence.</w:t>
-      </w:r>
-    </w:p>
-    <w:p>
-      <w:r>
-        <w:t>A</w:t>
-      </w:r>
-      <w:r>
-        <w:t xml:space="preserve"> sphere of nothing around us.</w:t>
-      </w:r>
-    </w:p>
-    <w:p>
-      <w:r>
-        <w:t>The cubes</w:t>
-      </w:r>
-      <w:r>
-        <w:t xml:space="preserve"> hovered at the edge of the bubble, spinning violently</w:t>
-      </w:r>
-      <w:r>
-        <w:t xml:space="preserve">. </w:t>
-      </w:r>
-      <w:r>
-        <w:t>“</w:t>
-      </w:r>
-      <w:r>
-        <w:t>Protection</w:t>
-      </w:r>
-      <w:r>
-        <w:rPr>
-          <w:i/>
-          <w:iCs/>
-        </w:rPr>
-        <w:t>.</w:t>
-      </w:r>
-      <w:r>
-        <w:rPr>
-          <w:i/>
-          <w:iCs/>
-        </w:rPr>
-        <w:t xml:space="preserve"> </w:t>
-      </w:r>
-      <w:r>
-        <w:t>Investigation.</w:t>
-      </w:r>
-      <w:r>
-        <w:t>”</w:t>
-      </w:r>
-    </w:p>
-    <w:p>
-      <w:r>
-        <w:t xml:space="preserve">Outside, the lab tore itself apart in slow motion. </w:t>
-      </w:r>
-      <w:r>
-        <w:t xml:space="preserve">Walls folding inward. Flames crawling up frozen air. Debris drifting like leaves </w:t>
-      </w:r>
-      <w:r>
-        <w:t>in</w:t>
-      </w:r>
-      <w:r>
-        <w:t xml:space="preserve"> water</w:t>
-      </w:r>
-      <w:r>
-        <w:t>.</w:t>
-      </w:r>
-    </w:p>
-    <w:p>
-      <w:r>
-        <w:t>Inside, we just stood there, breathing.</w:t>
-      </w:r>
-    </w:p>
-    <w:p>
-      <w:r>
-        <w:t xml:space="preserve">Leilani </w:t>
-      </w:r>
-      <w:r>
-        <w:t>flicked my</w:t>
-      </w:r>
-      <w:r>
-        <w:t xml:space="preserve"> shoulder. “</w:t>
-      </w:r>
-      <w:r>
-        <w:t>You really pissed these fuckers off, didn’t you</w:t>
-      </w:r>
-      <w:r>
-        <w:t>?”</w:t>
-      </w:r>
-    </w:p>
-    <w:p>
-      <w:r>
-        <w:t xml:space="preserve">Aurelia shook her head. “It’s </w:t>
-      </w:r>
-      <w:r>
-        <w:t xml:space="preserve">not about </w:t>
-      </w:r>
-      <w:r>
-        <w:t>Orson</w:t>
-      </w:r>
-      <w:r>
-        <w:t>.”</w:t>
-      </w:r>
-    </w:p>
-    <w:p>
-      <w:r>
-        <w:t xml:space="preserve">Leilani barked a laugh. </w:t>
-      </w:r>
-      <w:r>
-        <w:t xml:space="preserve">“Of course it’s about </w:t>
-      </w:r>
-      <w:r>
-        <w:t>Orson</w:t>
-      </w:r>
-      <w:r>
-        <w:t>.”</w:t>
-      </w:r>
-    </w:p>
-    <w:p>
-      <w:r>
-        <w:t>“</w:t>
-      </w:r>
-      <w:r>
-        <w:t>That’s not what I’m</w:t>
-      </w:r>
-      <w:r>
-        <w:t xml:space="preserve"> being</w:t>
-      </w:r>
-      <w:r>
-        <w:t xml:space="preserve"> told. I</w:t>
-      </w:r>
-      <w:r>
-        <w:t xml:space="preserve">t’s </w:t>
-      </w:r>
-      <w:r>
-        <w:t>the Accelerationists</w:t>
-      </w:r>
-      <w:r>
-        <w:t>,</w:t>
-      </w:r>
-      <w:r>
-        <w:t xml:space="preserve"> and they</w:t>
-      </w:r>
-      <w:r>
-        <w:t xml:space="preserve"> don’t know </w:t>
-      </w:r>
-      <w:r>
-        <w:t>we’re</w:t>
-      </w:r>
-      <w:r>
-        <w:t xml:space="preserve"> here.</w:t>
-      </w:r>
-      <w:r>
-        <w:t xml:space="preserve"> They’re just destroying the lab.</w:t>
-      </w:r>
-      <w:r>
-        <w:t>”</w:t>
-      </w:r>
-    </w:p>
-    <w:p>
-      <w:r>
         <w:t>I</w:t>
       </w:r>
       <w:r>
@@ -90998,156 +91036,296 @@
     </w:p>
     <w:p>
       <w:r>
+        <w:t>Myka flinched as a charred hand drifted past, fingers still curled.</w:t>
+      </w:r>
+      <w:r>
+        <w:t xml:space="preserve"> </w:t>
+      </w:r>
+      <w:r>
+        <w:t>“</w:t>
+      </w:r>
+      <w:r>
+        <w:t>Is time</w:t>
+      </w:r>
+      <w:r>
+        <w:t xml:space="preserve"> moving slow or… are we…</w:t>
+      </w:r>
+      <w:r>
+        <w:t xml:space="preserve"> </w:t>
+      </w:r>
+      <w:r>
+        <w:t>w</w:t>
+      </w:r>
+      <w:r>
+        <w:t>h</w:t>
+      </w:r>
+      <w:r>
+        <w:t>at</w:t>
+      </w:r>
+      <w:r>
+        <w:t xml:space="preserve"> in</w:t>
+      </w:r>
+      <w:r>
+        <w:t xml:space="preserve"> the hell </w:t>
+      </w:r>
+      <w:r>
+        <w:t>did you pull me into, girl</w:t>
+      </w:r>
+      <w:r>
+        <w:t>?”</w:t>
+      </w:r>
+    </w:p>
+    <w:p>
+      <w:r>
+        <w:t>Aurelia didn’t answer. S</w:t>
+      </w:r>
+      <w:r>
+        <w:t>he s</w:t>
+      </w:r>
+      <w:r>
+        <w:t xml:space="preserve">eemed to be concentrating on something in her head. </w:t>
+      </w:r>
+    </w:p>
+    <w:p>
+      <w:r>
+        <w:t xml:space="preserve">I </w:t>
+      </w:r>
+      <w:r>
+        <w:t xml:space="preserve">handed </w:t>
+      </w:r>
+      <w:r>
+        <w:t>Leilani</w:t>
+      </w:r>
+      <w:r>
+        <w:t xml:space="preserve"> the tray and pulled at my eyebrow</w:t>
+      </w:r>
+      <w:r>
+        <w:t>. “</w:t>
+      </w:r>
+      <w:r>
+        <w:t>First thing you do in war is go after the enemy’s infrastructure.</w:t>
+      </w:r>
+      <w:r>
+        <w:t>”</w:t>
+      </w:r>
+    </w:p>
+    <w:p>
+      <w:r>
+        <w:t xml:space="preserve">Leilani </w:t>
+      </w:r>
+      <w:r>
+        <w:t>stared at me. “The hell kind of nerd are you?”</w:t>
+      </w:r>
+    </w:p>
+    <w:p>
+      <w:r>
+        <w:t xml:space="preserve">I shrugged. </w:t>
+      </w:r>
+      <w:r>
+        <w:t xml:space="preserve">“I </w:t>
+      </w:r>
+      <w:r>
+        <w:t>like biographies of people</w:t>
+      </w:r>
+      <w:r>
+        <w:t xml:space="preserve"> who changed the course of history</w:t>
+      </w:r>
+      <w:r>
+        <w:t>.</w:t>
+      </w:r>
+      <w:r>
+        <w:t>”</w:t>
+      </w:r>
+    </w:p>
+    <w:p>
+      <w:r>
+        <w:t>“</w:t>
+      </w:r>
+      <w:r>
+        <w:t>A</w:t>
+      </w:r>
+      <w:r>
+        <w:t xml:space="preserve"> fucking </w:t>
+      </w:r>
+      <w:r>
+        <w:t>enormous</w:t>
+      </w:r>
+      <w:r>
+        <w:t xml:space="preserve"> one, got it.</w:t>
+      </w:r>
+      <w:r>
+        <w:t>”</w:t>
+      </w:r>
+    </w:p>
+    <w:p>
+      <w:r>
+        <w:t>“</w:t>
+      </w:r>
+      <w:r>
+        <w:t xml:space="preserve">I </w:t>
+      </w:r>
+      <w:r>
+        <w:t>listened to Winston Churchill’s once.”</w:t>
+      </w:r>
+    </w:p>
+    <w:p>
+      <w:r>
+        <w:t>“Once?”</w:t>
+      </w:r>
+    </w:p>
+    <w:p>
+      <w:r>
+        <w:t>“Okay, maybe a few times.</w:t>
+      </w:r>
+      <w:r>
+        <w:t>”</w:t>
+      </w:r>
+    </w:p>
+    <w:p>
+      <w:r>
+        <w:t xml:space="preserve"> </w:t>
+      </w:r>
+      <w:r>
+        <w:t xml:space="preserve">She shook her head slowly. </w:t>
+      </w:r>
+    </w:p>
+    <w:p>
+      <w:r>
+        <w:t>“Leilani?”</w:t>
+      </w:r>
+    </w:p>
+    <w:p>
+      <w:r>
+        <w:t>“</w:t>
+      </w:r>
+      <w:r>
+        <w:t>I’m standing right in front of you.</w:t>
+      </w:r>
+      <w:r>
+        <w:t>”</w:t>
+      </w:r>
+    </w:p>
+    <w:p>
+      <w:r>
+        <w:t>“</w:t>
+      </w:r>
+      <w:r>
+        <w:t>Did you kill my dad?</w:t>
+      </w:r>
+      <w:r>
+        <w:t>”</w:t>
+      </w:r>
+    </w:p>
+    <w:p>
+      <w:r>
+        <w:t xml:space="preserve">Something that used to be a person floated by. </w:t>
+      </w:r>
+      <w:r>
+        <w:t>“</w:t>
+      </w:r>
+      <w:r>
+        <w:t>This</w:t>
+      </w:r>
+      <w:r>
+        <w:t xml:space="preserve"> really seem</w:t>
+      </w:r>
+      <w:r>
+        <w:t>ed</w:t>
+      </w:r>
+      <w:r>
+        <w:t xml:space="preserve"> like the best time to ask</w:t>
+      </w:r>
+      <w:r>
+        <w:t xml:space="preserve"> me that?”</w:t>
+      </w:r>
+    </w:p>
+    <w:p>
+      <w:r>
+        <w:t>“</w:t>
+      </w:r>
+      <w:r>
+        <w:t>That isn’t a</w:t>
+      </w:r>
+      <w:r>
+        <w:t xml:space="preserve"> no.”</w:t>
+      </w:r>
+    </w:p>
+    <w:p>
+      <w:r>
+        <w:t>She</w:t>
+      </w:r>
+      <w:r>
+        <w:t xml:space="preserve"> </w:t>
+      </w:r>
+      <w:r>
+        <w:t>shoved the tray</w:t>
+      </w:r>
+      <w:r>
+        <w:t xml:space="preserve"> back into my chest</w:t>
+      </w:r>
+      <w:r>
+        <w:t xml:space="preserve">, then grabbed my face with both hands. </w:t>
+      </w:r>
+      <w:r>
+        <w:t xml:space="preserve">“No. I loved </w:t>
+      </w:r>
+      <w:r>
+        <w:t>your dad</w:t>
+      </w:r>
+      <w:r>
+        <w:t xml:space="preserve">. I </w:t>
+      </w:r>
+      <w:r>
+        <w:t xml:space="preserve">sure as </w:t>
+      </w:r>
+      <w:r>
+        <w:t>hell</w:t>
+      </w:r>
+      <w:r>
+        <w:t xml:space="preserve"> didn’t</w:t>
+      </w:r>
+      <w:r>
+        <w:t xml:space="preserve"> kill him.”</w:t>
+      </w:r>
+    </w:p>
+    <w:p>
+      <w:r>
+        <w:t>Aurelia snapped to. “They’re coming for us.”</w:t>
+      </w:r>
+    </w:p>
+    <w:p>
+      <w:r>
+        <w:t xml:space="preserve">I blinked. </w:t>
+      </w:r>
+      <w:r>
+        <w:t>“Who?”</w:t>
+      </w:r>
+    </w:p>
+    <w:p>
+      <w:r>
+        <w:t>“My people. Empathist soldiers.”</w:t>
+      </w:r>
+    </w:p>
+    <w:p>
+      <w:r>
+        <w:t>“Coming</w:t>
+      </w:r>
+      <w:r>
+        <w:t xml:space="preserve"> </w:t>
+      </w:r>
+      <w:r>
+        <w:t>to rescue us</w:t>
+      </w:r>
+      <w:r>
+        <w:t>, right</w:t>
+      </w:r>
+      <w:r>
+        <w:t>?”</w:t>
+      </w:r>
+    </w:p>
+    <w:p>
+      <w:r>
         <w:lastRenderedPageBreak/>
-        <w:t>Myka flinched as a charred hand drifted past, fingers still curled.</w:t>
-      </w:r>
-      <w:r>
-        <w:t xml:space="preserve"> </w:t>
-      </w:r>
-      <w:r>
-        <w:t>“Wh</w:t>
-      </w:r>
-      <w:r>
-        <w:t>at</w:t>
-      </w:r>
-      <w:r>
-        <w:t xml:space="preserve"> in</w:t>
-      </w:r>
-      <w:r>
-        <w:t xml:space="preserve"> the hell </w:t>
-      </w:r>
-      <w:r>
-        <w:t>did you pull me into, girl</w:t>
-      </w:r>
-      <w:r>
-        <w:t>?”</w:t>
-      </w:r>
-    </w:p>
-    <w:p>
-      <w:r>
-        <w:t>Aurelia didn’t answer. S</w:t>
-      </w:r>
-      <w:r>
-        <w:t>he s</w:t>
-      </w:r>
-      <w:r>
-        <w:t xml:space="preserve">eemed to be concentrating on something in her head. </w:t>
-      </w:r>
-    </w:p>
-    <w:p>
-      <w:r>
-        <w:t xml:space="preserve">I </w:t>
-      </w:r>
-      <w:r>
-        <w:t xml:space="preserve">handed </w:t>
-      </w:r>
-      <w:r>
-        <w:t>Leilani</w:t>
-      </w:r>
-      <w:r>
-        <w:t xml:space="preserve"> the tray and pulled at my eyebrow</w:t>
-      </w:r>
-      <w:r>
-        <w:t>. “</w:t>
-      </w:r>
-      <w:r>
-        <w:t>First thing you do in war is go after the enemy’s infrastructure.</w:t>
-      </w:r>
-      <w:r>
-        <w:t>”</w:t>
-      </w:r>
-    </w:p>
-    <w:p>
-      <w:r>
-        <w:t xml:space="preserve">Leilani </w:t>
-      </w:r>
-      <w:r>
-        <w:t>stared at me. “The hell kind of nerd are you?”</w:t>
-      </w:r>
-    </w:p>
-    <w:p>
-      <w:r>
-        <w:t xml:space="preserve">I shrugged. </w:t>
-      </w:r>
-      <w:r>
-        <w:t xml:space="preserve">“I </w:t>
-      </w:r>
-      <w:r>
-        <w:t>like biographies of people</w:t>
-      </w:r>
-      <w:r>
-        <w:t xml:space="preserve"> who changed the course of history</w:t>
-      </w:r>
-      <w:r>
-        <w:t>.</w:t>
-      </w:r>
-      <w:r>
-        <w:t>”</w:t>
-      </w:r>
-    </w:p>
-    <w:p>
-      <w:r>
-        <w:t>“So?”</w:t>
-      </w:r>
-    </w:p>
-    <w:p>
-      <w:r>
-        <w:t>“</w:t>
-      </w:r>
-      <w:r>
-        <w:t xml:space="preserve">I </w:t>
-      </w:r>
-      <w:r>
-        <w:t>listened to Winston Churchill’s once.”</w:t>
-      </w:r>
-    </w:p>
-    <w:p>
-      <w:r>
-        <w:t>“Once?”</w:t>
-      </w:r>
-    </w:p>
-    <w:p>
-      <w:r>
-        <w:t>“Okay, maybe a few times.”</w:t>
-      </w:r>
-    </w:p>
-    <w:p>
-      <w:r>
-        <w:t>Aurelia snapped to. “They’re coming for us.”</w:t>
-      </w:r>
-    </w:p>
-    <w:p>
-      <w:r>
-        <w:t xml:space="preserve">I blinked. </w:t>
-      </w:r>
-      <w:r>
-        <w:t>“Who?”</w:t>
-      </w:r>
-    </w:p>
-    <w:p>
-      <w:r>
-        <w:t>“My people. Empathist soldiers.”</w:t>
-      </w:r>
-    </w:p>
-    <w:p>
-      <w:r>
-        <w:t>“Coming</w:t>
-      </w:r>
-      <w:r>
-        <w:t xml:space="preserve"> </w:t>
-      </w:r>
-      <w:r>
-        <w:t>to rescue us</w:t>
-      </w:r>
-      <w:r>
-        <w:t>, right</w:t>
-      </w:r>
-      <w:r>
-        <w:t>?”</w:t>
-      </w:r>
-    </w:p>
-    <w:p>
-      <w:r>
         <w:t>She didn’t respond.</w:t>
       </w:r>
     </w:p>
@@ -91245,35 +91423,114 @@
     </w:p>
     <w:p>
       <w:pPr>
-        <w:pStyle w:val="Scenemarker"/>
+        <w:rPr>
+          <w:rStyle w:val="Bodycopyitalics"/>
+        </w:rPr>
       </w:pPr>
       <w:r>
-        <w:t>⌇</w:t>
-      </w:r>
-      <w:r>
-        <w:rPr>
-          <w:rFonts w:ascii="Times New Roman" w:hAnsi="Times New Roman" w:cs="Times New Roman"/>
-        </w:rPr>
-        <w:t>║</w:t>
-      </w:r>
-      <w:r>
-        <w:t>⌇</w:t>
-      </w:r>
-      <w:r>
-        <w:rPr>
-          <w:rFonts w:ascii="Times New Roman" w:hAnsi="Times New Roman" w:cs="Times New Roman"/>
-        </w:rPr>
-        <w:t>║</w:t>
-      </w:r>
-      <w:r>
-        <w:t>⌇</w:t>
-      </w:r>
-    </w:p>
-    <w:p>
-      <w:r>
-        <w:t>Beep boop</w:t>
-      </w:r>
-    </w:p>
+        <w:rPr>
+          <w:rStyle w:val="Bodycopyitalics"/>
+        </w:rPr>
+        <w:br w:type="page"/>
+      </w:r>
+    </w:p>
+    <w:p>
+      <w:pPr>
+        <w:pStyle w:val="ChapterNo"/>
+      </w:pPr>
+      <w:r>
+        <w:lastRenderedPageBreak/>
+        <w:t>3</w:t>
+      </w:r>
+      <w:r>
+        <w:t>3</w:t>
+      </w:r>
+    </w:p>
+    <w:p>
+      <w:pPr>
+        <w:pStyle w:val="Setting"/>
+      </w:pPr>
+      <w:r>
+        <w:t>The Same Time</w:t>
+      </w:r>
+    </w:p>
+    <w:p>
+      <w:pPr>
+        <w:pStyle w:val="Setting"/>
+      </w:pPr>
+      <w:r>
+        <w:t>Axelsson Residence</w:t>
+      </w:r>
+    </w:p>
+    <w:p>
+      <w:pPr>
+        <w:pStyle w:val="Setting"/>
+      </w:pPr>
+      <w:r>
+        <w:t>High Slope</w:t>
+      </w:r>
+      <w:r>
+        <w:t>, atlantica, USA</w:t>
+      </w:r>
+      <w:r>
+        <w:br/>
+      </w:r>
+      <w:r>
+        <w:t>Branch Four-Four</w:t>
+      </w:r>
+      <w:r>
+        <w:br/>
+      </w:r>
+    </w:p>
+    <w:p>
+      <w:pPr>
+        <w:pStyle w:val="POVTitle"/>
+      </w:pPr>
+      <w:r>
+        <w:rPr>
+          <w:szCs w:val="36"/>
+        </w:rPr>
+        <w:t>Pinto</w:t>
+      </w:r>
+    </w:p>
+    <w:p>
+      <w:pPr>
+        <w:rPr>
+          <w:rStyle w:val="Bodycopyitalics"/>
+        </w:rPr>
+      </w:pPr>
+      <w:r>
+        <w:t>F</w:t>
+      </w:r>
+      <w:r>
+        <w:t xml:space="preserve">loor-to-ceiling windows overlooking </w:t>
+      </w:r>
+      <w:r>
+        <w:t>a fjord</w:t>
+      </w:r>
+      <w:r>
+        <w:t xml:space="preserve"> that couldn</w:t>
+      </w:r>
+      <w:r>
+        <w:t>’</w:t>
+      </w:r>
+      <w:r>
+        <w:t xml:space="preserve">t exist. Stone walls, clean lines, a fireplace big enough to stand in. </w:t>
+      </w:r>
+      <w:r>
+        <w:t>Axelsson’s was t</w:t>
+      </w:r>
+      <w:r>
+        <w:t xml:space="preserve">he kind of place a man </w:t>
+      </w:r>
+      <w:r>
+        <w:t>lives</w:t>
+      </w:r>
+      <w:r>
+        <w:t xml:space="preserve"> when</w:t>
+      </w:r>
+    </w:p>
+    <w:p/>
     <w:sectPr>
       <w:footerReference w:type="default" r:id="rId11"/>
       <w:pgSz w:w="12240" w:h="15840"/>
@@ -92775,6 +93032,7 @@
   <w:style w:type="paragraph" w:default="1" w:styleId="Normal">
     <w:name w:val="Normal"/>
     <w:qFormat/>
+    <w:rsid w:val="00230D42"/>
   </w:style>
   <w:style w:type="paragraph" w:styleId="Heading1">
     <w:name w:val="heading 1"/>
